--- a/deploy/demo-covenant-waiver/assets/covenant-waiver-master.docx
+++ b/deploy/demo-covenant-waiver/assets/covenant-waiver-master.docx
@@ -309,7 +309,7 @@
     <w:qFormat/>
     <w:rPr>
       <w:sz w:val="32"/>
-      <w:rFonts w:ascii="Cambria" w:hAnsi="Cambria" w:cs="Cambria" w:eastAsia="Cambria"/>
+      <w:rFonts w:ascii="Cambria" w:hAnsi="Cambria" w:cs="Cambria" w:eastAsia="Noto Sans CJK SC"/>
       <w:b/>
     </w:rPr>
   </w:style>
@@ -318,7 +318,7 @@
     <w:qFormat/>
     <w:rPr>
       <w:sz w:val="28"/>
-      <w:rFonts w:ascii="Cambria" w:hAnsi="Cambria" w:cs="Cambria" w:eastAsia="Cambria"/>
+      <w:rFonts w:ascii="Cambria" w:hAnsi="Cambria" w:cs="Cambria" w:eastAsia="Noto Sans CJK SC"/>
       <w:b/>
     </w:rPr>
   </w:style>
@@ -327,16 +327,19 @@
     <w:qFormat/>
     <w:rPr>
       <w:sz w:val="24"/>
-      <w:rFonts w:ascii="Cambria" w:hAnsi="Cambria" w:cs="Cambria" w:eastAsia="Cambria"/>
+      <w:rFonts w:ascii="Cambria" w:hAnsi="Cambria" w:cs="Cambria" w:eastAsia="Noto Sans CJK SC"/>
       <w:b/>
     </w:rPr>
   </w:style>
   <w:style w:type="paragraph" w:styleId="ClauseBody">
     <w:name w:val="ClauseBody"/>
     <w:qFormat/>
-    <w:rPr>
-      <w:sz w:val="20"/>
-      <w:rFonts w:ascii="Calibri" w:hAnsi="Calibri" w:cs="Calibri" w:eastAsia="Calibri"/>
+    <w:pPr>
+      <w:spacing w:after="120"/>
+    </w:pPr>
+    <w:rPr>
+      <w:sz w:val="20"/>
+      <w:rFonts w:ascii="Calibri" w:hAnsi="Calibri" w:cs="Calibri" w:eastAsia="Noto Sans CJK SC"/>
     </w:rPr>
   </w:style>
   <w:style w:type="paragraph" w:styleId="DefinedTerm">
@@ -344,7 +347,7 @@
     <w:qFormat/>
     <w:rPr>
       <w:sz w:val="20"/>
-      <w:rFonts w:ascii="Calibri" w:hAnsi="Calibri" w:cs="Calibri" w:eastAsia="Calibri"/>
+      <w:rFonts w:ascii="Calibri" w:hAnsi="Calibri" w:cs="Calibri" w:eastAsia="Noto Sans CJK SC"/>
       <w:b/>
     </w:rPr>
   </w:style>
@@ -353,7 +356,7 @@
     <w:qFormat/>
     <w:rPr>
       <w:sz w:val="20"/>
-      <w:rFonts w:ascii="Calibri" w:hAnsi="Calibri" w:cs="Calibri" w:eastAsia="Calibri"/>
+      <w:rFonts w:ascii="Calibri" w:hAnsi="Calibri" w:cs="Calibri" w:eastAsia="Noto Sans CJK SC"/>
       <w:b/>
     </w:rPr>
   </w:style>
@@ -362,16 +365,19 @@
     <w:qFormat/>
     <w:rPr>
       <w:sz w:val="26"/>
-      <w:rFonts w:ascii="Cambria" w:hAnsi="Cambria" w:cs="Cambria" w:eastAsia="Cambria"/>
+      <w:rFonts w:ascii="Cambria" w:hAnsi="Cambria" w:cs="Cambria" w:eastAsia="Noto Sans CJK SC"/>
       <w:b/>
     </w:rPr>
   </w:style>
   <w:style w:type="paragraph" w:styleId="SignatureBlock">
     <w:name w:val="SignatureBlock"/>
     <w:qFormat/>
-    <w:rPr>
-      <w:sz w:val="20"/>
-      <w:rFonts w:ascii="Calibri" w:hAnsi="Calibri" w:cs="Calibri" w:eastAsia="Calibri"/>
+    <w:pPr>
+      <w:spacing w:before="240" w:after="120"/>
+    </w:pPr>
+    <w:rPr>
+      <w:sz w:val="20"/>
+      <w:rFonts w:ascii="Calibri" w:hAnsi="Calibri" w:cs="Calibri" w:eastAsia="Noto Sans CJK SC"/>
     </w:rPr>
   </w:style>
 </w:styles>
